--- a/manuscript/Methods_KR_2026-10-12.docx
+++ b/manuscript/Methods_KR_2026-10-12.docx
@@ -313,7 +313,7 @@
       <w:r>
         <w:drawing>
           <wp:inline xmlns:a="http://schemas.openxmlformats.org/drawingml/2006/main" xmlns:pic="http://schemas.openxmlformats.org/drawingml/2006/picture">
-            <wp:extent cx="5580000" cy="2232000"/>
+            <wp:extent cx="5580000" cy="2728000"/>
             <wp:docPr id="1" name="Picture 1"/>
             <wp:cNvGraphicFramePr>
               <a:graphicFrameLocks noChangeAspect="1"/>
@@ -322,7 +322,7 @@
               <a:graphicData uri="http://schemas.openxmlformats.org/drawingml/2006/picture">
                 <pic:pic>
                   <pic:nvPicPr>
-                    <pic:cNvPr id="0" name="figure1.png"/>
+                    <pic:cNvPr id="0" name="Figure1_kr.png"/>
                     <pic:cNvPicPr/>
                   </pic:nvPicPr>
                   <pic:blipFill>
@@ -334,7 +334,7 @@
                   <pic:spPr>
                     <a:xfrm>
                       <a:off x="0" y="0"/>
-                      <a:ext cx="5580000" cy="2232000"/>
+                      <a:ext cx="5580000" cy="2728000"/>
                     </a:xfrm>
                     <a:prstGeom prst="rect"/>
                   </pic:spPr>
@@ -392,7 +392,7 @@
           <w:i w:val="0"/>
           <w:sz w:val="20"/>
         </w:rPr>
-        <w:t xml:space="preserve"> von Wagner 등(2009)의 건강문해력과 건강행위 틀을 수정함. 실선은 검증한 경로(</w:t>
+        <w:t xml:space="preserve"> von Wagner 등(2009)의 건강문해력과 건강행위 틀을 수정함. </w:t>
       </w:r>
       <w:r>
         <w:rPr>
@@ -446,7 +446,7 @@
           <w:i w:val="0"/>
           <w:sz w:val="20"/>
         </w:rPr>
-        <w:t>′), 점선은 공변량을 투입한 모형(Model 2)에서 보정한 변수를 나타냄.</w:t>
+        <w:t>′는 검증한 경로임. 점선 상자의 공변량은 공변량을 투입한 모형(Model 2)에서 매개변수(통증 개념 지식)와 결과변수(신체활동 자기조절)의 회귀모형에 투입함.</w:t>
       </w:r>
     </w:p>
     <w:p>
@@ -679,7 +679,7 @@
           <w:i w:val="0"/>
           <w:sz w:val="22"/>
         </w:rPr>
-        <w:t>의사소통 건강문해력과 신체활동 자기조절 간 관계에서 통증 개념 지식의 매개효과를 확인하기 위하여 Hayes (2022)가 제안한 PROCESS macro 모형 4를 적용한 매개분석을 실시하였다. 공변량을 투입하지 않은 모형(Model 1)과 성별, 연령, 지난 6개월간 통증 빈도를 공변량으로 투입한 모형(Model 2)을 각각 분석하였다. 성별과 통증 빈도는 더미변수로 변환하여 투입하였으며, 통증 빈도는 '3개월 미만'을 기준범주로 하였다. 간접효과의 통계적 유의성을 검증하기 위해 5,000회 부트스트래핑(bootstrapping)을 시행하였고, 백분위수(percentile) 95% 신뢰구간에 0이 포함되지 않을 때 통계적으로 유의한 것으로 판단하였다. 통계적 유의수준은 .05로 하였다.</w:t>
+        <w:t>의사소통 건강문해력과 신체활동 자기조절 간 관계에서 통증 개념 지식의 매개효과를 확인하기 위하여 Hayes (2022)가 제안한 PROCESS macro 모형 4를 적용한 매개분석을 실시하였다. 공변량을 투입하지 않은 모형(Model 1)과 성별, 연령, 지난 6개월간 통증 빈도를 공변량으로 투입한 모형(Model 2)을 각각 분석하였다. 성별과 통증 빈도는 더미변수로 변환하여 투입하였으며, 통증 빈도는 '3개월 미만'을 기준범주로 하였다. 공변량은 매개변수와 결과변수를 예측하는 회귀모형에 각각 투입하였다. 간접효과의 통계적 유의성을 검증하기 위해 5,000회 부트스트래핑(bootstrapping)을 시행하였고, 백분위수(percentile) 95% 신뢰구간에 0이 포함되지 않을 때 통계적으로 유의한 것으로 판단하였다. 통계적 유의수준은 .05로 하였다.</w:t>
       </w:r>
     </w:p>
     <w:sectPr>

--- a/manuscript/Methods_KR_2026-10-12.docx
+++ b/manuscript/Methods_KR_2026-10-12.docx
@@ -310,39 +310,433 @@
         <w:spacing w:before="240" w:after="80"/>
         <w:jc w:val="center"/>
       </w:pPr>
-      <w:r>
-        <w:drawing>
-          <wp:inline xmlns:a="http://schemas.openxmlformats.org/drawingml/2006/main" xmlns:pic="http://schemas.openxmlformats.org/drawingml/2006/picture">
-            <wp:extent cx="5580000" cy="2728000"/>
-            <wp:docPr id="1" name="Picture 1"/>
-            <wp:cNvGraphicFramePr>
-              <a:graphicFrameLocks noChangeAspect="1"/>
-            </wp:cNvGraphicFramePr>
-            <a:graphic>
-              <a:graphicData uri="http://schemas.openxmlformats.org/drawingml/2006/picture">
-                <pic:pic>
-                  <pic:nvPicPr>
-                    <pic:cNvPr id="0" name="Figure1_kr.png"/>
-                    <pic:cNvPicPr/>
-                  </pic:nvPicPr>
-                  <pic:blipFill>
-                    <a:blip r:embed="rId9"/>
-                    <a:stretch>
-                      <a:fillRect/>
-                    </a:stretch>
-                  </pic:blipFill>
-                  <pic:spPr>
-                    <a:xfrm>
-                      <a:off x="0" y="0"/>
-                      <a:ext cx="5580000" cy="2728000"/>
-                    </a:xfrm>
-                    <a:prstGeom prst="rect"/>
-                  </pic:spPr>
-                </pic:pic>
-              </a:graphicData>
-            </a:graphic>
-          </wp:inline>
-        </w:drawing>
+      <w:r xmlns:a="http://schemas.openxmlformats.org/drawingml/2006/main">
+        <mc:AlternateContent>
+          <mc:Choice Requires="wpg">
+            <w:drawing>
+              <wp:inline distT="0" distB="0" distL="0" distR="0">
+                <wp:extent cx="5580000" cy="2790000"/>
+                <wp:effectExtent l="0" t="0" r="0" b="0"/>
+                <wp:docPr id="511" name="Figure 1"/>
+                <wp:cNvGraphicFramePr/>
+                <a:graphic>
+                  <a:graphicData uri="http://schemas.microsoft.com/office/word/2010/wordprocessingGroup">
+                    <wpg:wgp>
+                      <wpg:cNvGrpSpPr/>
+                      <wpg:grpSpPr>
+                        <a:xfrm>
+                          <a:off x="0" y="0"/>
+                          <a:ext cx="5580000" cy="2790000"/>
+                          <a:chOff x="0" y="0"/>
+                          <a:chExt cx="5580000" cy="2790000"/>
+                        </a:xfrm>
+                      </wpg:grpSpPr>
+                      <wps:wsp>
+                        <wps:cNvPr id="501" name="Text 501"/>
+                        <wps:cNvSpPr txBox="1"/>
+                        <wps:spPr>
+                          <a:xfrm>
+                            <a:off x="62000" y="1550000"/>
+                            <a:ext cx="1798000" cy="496000"/>
+                          </a:xfrm>
+                          <a:prstGeom prst="rect">
+                            <a:avLst/>
+                          </a:prstGeom>
+                          <a:solidFill>
+                            <a:srgbClr val="FFFFFF"/>
+                          </a:solidFill>
+                          <a:ln w="19050">
+                            <a:solidFill>
+                              <a:srgbClr val="000000"/>
+                            </a:solidFill>
+                          </a:ln>
+                        </wps:spPr>
+                        <wps:txbx>
+                          <w:txbxContent>
+                            <w:p>
+                              <w:pPr>
+                                <w:spacing w:before="0" w:after="0" w:line="240" w:lineRule="auto"/>
+                                <w:jc w:val="center"/>
+                              </w:pPr>
+                              <w:r>
+                                <w:rPr>
+                                  <w:rFonts w:ascii="Times New Roman" w:hAnsi="Times New Roman" w:cs="Times New Roman" w:eastAsia="바탕"/>
+                                  <w:b/>
+                                  <w:sz w:val="20"/>
+                                  <w:szCs w:val="20"/>
+                                </w:rPr>
+                                <w:t xml:space="preserve">의사소통 건강문해력</w:t>
+                              </w:r>
+                            </w:p>
+                            <w:p>
+                              <w:pPr>
+                                <w:spacing w:before="0" w:after="0" w:line="240" w:lineRule="auto"/>
+                                <w:jc w:val="center"/>
+                              </w:pPr>
+                              <w:r>
+                                <w:rPr>
+                                  <w:rFonts w:ascii="Times New Roman" w:hAnsi="Times New Roman" w:cs="Times New Roman" w:eastAsia="바탕"/>
+                                  <w:sz w:val="16"/>
+                                  <w:szCs w:val="16"/>
+                                </w:rPr>
+                                <w:t xml:space="preserve">(환자–의료제공자 의사소통)</w:t>
+                              </w:r>
+                            </w:p>
+                          </w:txbxContent>
+                        </wps:txbx>
+                        <wps:bodyPr rot="0" vert="horz" wrap="square" lIns="36000" tIns="18000" rIns="36000" bIns="18000" anchor="ctr" anchorCtr="0">
+                          <a:noAutofit/>
+                        </wps:bodyPr>
+                      </wps:wsp>
+                      <wps:wsp>
+                        <wps:cNvPr id="502" name="Text 502"/>
+                        <wps:cNvSpPr txBox="1"/>
+                        <wps:spPr>
+                          <a:xfrm>
+                            <a:off x="1891000" y="248000"/>
+                            <a:ext cx="1798000" cy="496000"/>
+                          </a:xfrm>
+                          <a:prstGeom prst="rect">
+                            <a:avLst/>
+                          </a:prstGeom>
+                          <a:solidFill>
+                            <a:srgbClr val="FFFFFF"/>
+                          </a:solidFill>
+                          <a:ln w="19050">
+                            <a:solidFill>
+                              <a:srgbClr val="000000"/>
+                            </a:solidFill>
+                          </a:ln>
+                        </wps:spPr>
+                        <wps:txbx>
+                          <w:txbxContent>
+                            <w:p>
+                              <w:pPr>
+                                <w:spacing w:before="0" w:after="0" w:line="240" w:lineRule="auto"/>
+                                <w:jc w:val="center"/>
+                              </w:pPr>
+                              <w:r>
+                                <w:rPr>
+                                  <w:rFonts w:ascii="Times New Roman" w:hAnsi="Times New Roman" w:cs="Times New Roman" w:eastAsia="바탕"/>
+                                  <w:b/>
+                                  <w:sz w:val="20"/>
+                                  <w:szCs w:val="20"/>
+                                </w:rPr>
+                                <w:t xml:space="preserve">통증 개념 지식</w:t>
+                              </w:r>
+                            </w:p>
+                            <w:p>
+                              <w:pPr>
+                                <w:spacing w:before="0" w:after="0" w:line="240" w:lineRule="auto"/>
+                                <w:jc w:val="center"/>
+                              </w:pPr>
+                              <w:r>
+                                <w:rPr>
+                                  <w:rFonts w:ascii="Times New Roman" w:hAnsi="Times New Roman" w:cs="Times New Roman" w:eastAsia="바탕"/>
+                                  <w:sz w:val="16"/>
+                                  <w:szCs w:val="16"/>
+                                </w:rPr>
+                                <w:t xml:space="preserve">(동기 요인: 지식과 신념)</w:t>
+                              </w:r>
+                            </w:p>
+                          </w:txbxContent>
+                        </wps:txbx>
+                        <wps:bodyPr rot="0" vert="horz" wrap="square" lIns="36000" tIns="18000" rIns="36000" bIns="18000" anchor="ctr" anchorCtr="0">
+                          <a:noAutofit/>
+                        </wps:bodyPr>
+                      </wps:wsp>
+                      <wps:wsp>
+                        <wps:cNvPr id="503" name="Text 503"/>
+                        <wps:cNvSpPr txBox="1"/>
+                        <wps:spPr>
+                          <a:xfrm>
+                            <a:off x="3720000" y="1550000"/>
+                            <a:ext cx="1798000" cy="496000"/>
+                          </a:xfrm>
+                          <a:prstGeom prst="rect">
+                            <a:avLst/>
+                          </a:prstGeom>
+                          <a:solidFill>
+                            <a:srgbClr val="FFFFFF"/>
+                          </a:solidFill>
+                          <a:ln w="19050">
+                            <a:solidFill>
+                              <a:srgbClr val="000000"/>
+                            </a:solidFill>
+                          </a:ln>
+                        </wps:spPr>
+                        <wps:txbx>
+                          <w:txbxContent>
+                            <w:p>
+                              <w:pPr>
+                                <w:spacing w:before="0" w:after="0" w:line="240" w:lineRule="auto"/>
+                                <w:jc w:val="center"/>
+                              </w:pPr>
+                              <w:r>
+                                <w:rPr>
+                                  <w:rFonts w:ascii="Times New Roman" w:hAnsi="Times New Roman" w:cs="Times New Roman" w:eastAsia="바탕"/>
+                                  <w:b/>
+                                  <w:sz w:val="20"/>
+                                  <w:szCs w:val="20"/>
+                                </w:rPr>
+                                <w:t xml:space="preserve">신체활동 자기조절</w:t>
+                              </w:r>
+                            </w:p>
+                            <w:p>
+                              <w:pPr>
+                                <w:spacing w:before="0" w:after="0" w:line="240" w:lineRule="auto"/>
+                                <w:jc w:val="center"/>
+                              </w:pPr>
+                              <w:r>
+                                <w:rPr>
+                                  <w:rFonts w:ascii="Times New Roman" w:hAnsi="Times New Roman" w:cs="Times New Roman" w:eastAsia="바탕"/>
+                                  <w:sz w:val="16"/>
+                                  <w:szCs w:val="16"/>
+                                </w:rPr>
+                                <w:t xml:space="preserve">(의지 요인: 자기조절)</w:t>
+                              </w:r>
+                            </w:p>
+                          </w:txbxContent>
+                        </wps:txbx>
+                        <wps:bodyPr rot="0" vert="horz" wrap="square" lIns="36000" tIns="18000" rIns="36000" bIns="18000" anchor="ctr" anchorCtr="0">
+                          <a:noAutofit/>
+                        </wps:bodyPr>
+                      </wps:wsp>
+                      <wps:wsp>
+                        <wps:cNvPr id="504" name="Text 504"/>
+                        <wps:cNvSpPr txBox="1"/>
+                        <wps:spPr>
+                          <a:xfrm>
+                            <a:off x="682000" y="2294000"/>
+                            <a:ext cx="4216000" cy="347200"/>
+                          </a:xfrm>
+                          <a:prstGeom prst="rect">
+                            <a:avLst/>
+                          </a:prstGeom>
+                          <a:solidFill>
+                            <a:srgbClr val="FFFFFF"/>
+                          </a:solidFill>
+                          <a:ln w="12700">
+                            <a:solidFill>
+                              <a:srgbClr val="000000"/>
+                            </a:solidFill>
+                            <a:prstDash val="dash"/>
+                          </a:ln>
+                        </wps:spPr>
+                        <wps:txbx>
+                          <w:txbxContent>
+                            <w:p>
+                              <w:pPr>
+                                <w:spacing w:before="0" w:after="0" w:line="240" w:lineRule="auto"/>
+                                <w:jc w:val="center"/>
+                              </w:pPr>
+                              <w:r>
+                                <w:rPr>
+                                  <w:rFonts w:ascii="Times New Roman" w:hAnsi="Times New Roman" w:cs="Times New Roman" w:eastAsia="바탕"/>
+                                  <w:sz w:val="20"/>
+                                  <w:szCs w:val="20"/>
+                                </w:rPr>
+                                <w:t xml:space="preserve">공변량: 성별, 연령, 지난 6개월간 통증 빈도</w:t>
+                              </w:r>
+                            </w:p>
+                          </w:txbxContent>
+                        </wps:txbx>
+                        <wps:bodyPr rot="0" vert="horz" wrap="square" lIns="36000" tIns="18000" rIns="36000" bIns="18000" anchor="ctr" anchorCtr="0">
+                          <a:noAutofit/>
+                        </wps:bodyPr>
+                      </wps:wsp>
+                      <wps:wsp>
+                        <wps:cNvPr id="505" name="Arrow 505"/>
+                        <wps:cNvCnPr/>
+                        <wps:spPr>
+                          <a:xfrm flipV="1">
+                            <a:off x="1178000" y="756400"/>
+                            <a:ext cx="1054000" cy="793600"/>
+                          </a:xfrm>
+                          <a:prstGeom prst="straightConnector1">
+                            <a:avLst/>
+                          </a:prstGeom>
+                          <a:ln w="19050">
+                            <a:solidFill>
+                              <a:srgbClr val="000000"/>
+                            </a:solidFill>
+                            <a:tailEnd type="triangle" w="med" len="med"/>
+                          </a:ln>
+                        </wps:spPr>
+                        <wps:bodyPr/>
+                      </wps:wsp>
+                      <wps:wsp>
+                        <wps:cNvPr id="506" name="Arrow 506"/>
+                        <wps:cNvCnPr/>
+                        <wps:spPr>
+                          <a:xfrm>
+                            <a:off x="3348000" y="756400"/>
+                            <a:ext cx="1054000" cy="781200"/>
+                          </a:xfrm>
+                          <a:prstGeom prst="straightConnector1">
+                            <a:avLst/>
+                          </a:prstGeom>
+                          <a:ln w="19050">
+                            <a:solidFill>
+                              <a:srgbClr val="000000"/>
+                            </a:solidFill>
+                            <a:tailEnd type="triangle" w="med" len="med"/>
+                          </a:ln>
+                        </wps:spPr>
+                        <wps:bodyPr/>
+                      </wps:wsp>
+                      <wps:wsp>
+                        <wps:cNvPr id="507" name="Arrow 507"/>
+                        <wps:cNvCnPr/>
+                        <wps:spPr>
+                          <a:xfrm>
+                            <a:off x="1860000" y="1798000"/>
+                            <a:ext cx="1860000" cy="0"/>
+                          </a:xfrm>
+                          <a:prstGeom prst="straightConnector1">
+                            <a:avLst/>
+                          </a:prstGeom>
+                          <a:ln w="19050">
+                            <a:solidFill>
+                              <a:srgbClr val="000000"/>
+                            </a:solidFill>
+                            <a:tailEnd type="triangle" w="med" len="med"/>
+                          </a:ln>
+                        </wps:spPr>
+                        <wps:bodyPr/>
+                      </wps:wsp>
+                      <wps:wsp>
+                        <wps:cNvPr id="508" name="Text 508"/>
+                        <wps:cNvSpPr txBox="1"/>
+                        <wps:spPr>
+                          <a:xfrm>
+                            <a:off x="1395000" y="930000"/>
+                            <a:ext cx="372000" cy="223200"/>
+                          </a:xfrm>
+                          <a:prstGeom prst="rect">
+                            <a:avLst/>
+                          </a:prstGeom>
+                          <a:noFill/>
+                          <a:ln>
+                            <a:noFill/>
+                          </a:ln>
+                        </wps:spPr>
+                        <wps:txbx>
+                          <w:txbxContent>
+                            <w:p>
+                              <w:pPr>
+                                <w:spacing w:before="0" w:after="0" w:line="240" w:lineRule="auto"/>
+                                <w:jc w:val="center"/>
+                              </w:pPr>
+                              <w:r>
+                                <w:rPr>
+                                  <w:rFonts w:ascii="Times New Roman" w:hAnsi="Times New Roman" w:cs="Times New Roman" w:eastAsia="바탕"/>
+                                  <w:i/>
+                                  <w:sz w:val="24"/>
+                                  <w:szCs w:val="24"/>
+                                </w:rPr>
+                                <w:t xml:space="preserve">a</w:t>
+                              </w:r>
+                            </w:p>
+                          </w:txbxContent>
+                        </wps:txbx>
+                        <wps:bodyPr rot="0" vert="horz" wrap="square" lIns="36000" tIns="18000" rIns="36000" bIns="18000" anchor="ctr" anchorCtr="0">
+                          <a:noAutofit/>
+                        </wps:bodyPr>
+                      </wps:wsp>
+                      <wps:wsp>
+                        <wps:cNvPr id="509" name="Text 509"/>
+                        <wps:cNvSpPr txBox="1"/>
+                        <wps:spPr>
+                          <a:xfrm>
+                            <a:off x="3813000" y="930000"/>
+                            <a:ext cx="372000" cy="223200"/>
+                          </a:xfrm>
+                          <a:prstGeom prst="rect">
+                            <a:avLst/>
+                          </a:prstGeom>
+                          <a:noFill/>
+                          <a:ln>
+                            <a:noFill/>
+                          </a:ln>
+                        </wps:spPr>
+                        <wps:txbx>
+                          <w:txbxContent>
+                            <w:p>
+                              <w:pPr>
+                                <w:spacing w:before="0" w:after="0" w:line="240" w:lineRule="auto"/>
+                                <w:jc w:val="center"/>
+                              </w:pPr>
+                              <w:r>
+                                <w:rPr>
+                                  <w:rFonts w:ascii="Times New Roman" w:hAnsi="Times New Roman" w:cs="Times New Roman" w:eastAsia="바탕"/>
+                                  <w:i/>
+                                  <w:sz w:val="24"/>
+                                  <w:szCs w:val="24"/>
+                                </w:rPr>
+                                <w:t xml:space="preserve">b</w:t>
+                              </w:r>
+                            </w:p>
+                          </w:txbxContent>
+                        </wps:txbx>
+                        <wps:bodyPr rot="0" vert="horz" wrap="square" lIns="36000" tIns="18000" rIns="36000" bIns="18000" anchor="ctr" anchorCtr="0">
+                          <a:noAutofit/>
+                        </wps:bodyPr>
+                      </wps:wsp>
+                      <wps:wsp>
+                        <wps:cNvPr id="510" name="Text 510"/>
+                        <wps:cNvSpPr txBox="1"/>
+                        <wps:spPr>
+                          <a:xfrm>
+                            <a:off x="2573000" y="1562400"/>
+                            <a:ext cx="434000" cy="210800"/>
+                          </a:xfrm>
+                          <a:prstGeom prst="rect">
+                            <a:avLst/>
+                          </a:prstGeom>
+                          <a:noFill/>
+                          <a:ln>
+                            <a:noFill/>
+                          </a:ln>
+                        </wps:spPr>
+                        <wps:txbx>
+                          <w:txbxContent>
+                            <w:p>
+                              <w:pPr>
+                                <w:spacing w:before="0" w:after="0" w:line="240" w:lineRule="auto"/>
+                                <w:jc w:val="center"/>
+                              </w:pPr>
+                              <w:r>
+                                <w:rPr>
+                                  <w:rFonts w:ascii="Times New Roman" w:hAnsi="Times New Roman" w:cs="Times New Roman" w:eastAsia="바탕"/>
+                                  <w:i/>
+                                  <w:sz w:val="24"/>
+                                  <w:szCs w:val="24"/>
+                                </w:rPr>
+                                <w:t xml:space="preserve">c</w:t>
+                              </w:r>
+                              <w:r>
+                                <w:rPr>
+                                  <w:rFonts w:ascii="Times New Roman" w:hAnsi="Times New Roman" w:cs="Times New Roman" w:eastAsia="바탕"/>
+                                  <w:sz w:val="24"/>
+                                  <w:szCs w:val="24"/>
+                                </w:rPr>
+                                <w:t xml:space="preserve">′</w:t>
+                              </w:r>
+                            </w:p>
+                          </w:txbxContent>
+                        </wps:txbx>
+                        <wps:bodyPr rot="0" vert="horz" wrap="square" lIns="36000" tIns="18000" rIns="36000" bIns="18000" anchor="ctr" anchorCtr="0">
+                          <a:noAutofit/>
+                        </wps:bodyPr>
+                      </wps:wsp>
+                    </wpg:wgp>
+                  </a:graphicData>
+                </a:graphic>
+              </wp:inline>
+            </w:drawing>
+          </mc:Choice>
+        </mc:AlternateContent>
       </w:r>
     </w:p>
     <w:p>
